--- a/Projects/INSTITUTIONALISING KNOWLEDGE MANAGEMENT IN KIPRE OPERATIONS AND RECORDS MANAGEMENT DOCUMENTATION.docx
+++ b/Projects/INSTITUTIONALISING KNOWLEDGE MANAGEMENT IN KIPRE OPERATIONS AND RECORDS MANAGEMENT DOCUMENTATION.docx
@@ -57,6 +57,7 @@
     </w:p>
     <w:p>
       <w:pPr>
+        <w:jc w:val="both"/>
         <w:rPr>
           <w:b/>
         </w:rPr>
@@ -69,92 +70,926 @@
       </w:r>
     </w:p>
     <w:p>
+      <w:pPr>
+        <w:jc w:val="both"/>
+      </w:pPr>
       <w:r>
         <w:t xml:space="preserve">This initial meeting is intended to scope the gaps in KIPRE’s current knowledge management, records management and data governance practices and generate issues significant enough to justify a structured institutional discussion and eventual policy direction. </w:t>
       </w:r>
     </w:p>
     <w:p>
-      <w:r>
-        <w:t xml:space="preserve">The meeting agenda </w:t>
-      </w:r>
-    </w:p>
-    <w:p>
-      <w:pPr>
-        <w:rPr>
-          <w:b/>
-        </w:rPr>
-      </w:pPr>
-      <w:r>
-        <w:rPr>
-          <w:b/>
-        </w:rPr>
-        <w:t>At the operational level</w:t>
-      </w:r>
-    </w:p>
-    <w:p>
-      <w:pPr>
-        <w:pStyle w:val="ListParagraph"/>
-        <w:numPr>
-          <w:ilvl w:val="0"/>
-          <w:numId w:val="8"/>
-        </w:numPr>
-      </w:pPr>
-      <w:r>
-        <w:t>Assess the current state of records management across KIPRE</w:t>
-      </w:r>
-    </w:p>
-    <w:p>
-      <w:pPr>
-        <w:pStyle w:val="ListParagraph"/>
-        <w:numPr>
-          <w:ilvl w:val="0"/>
-          <w:numId w:val="8"/>
-        </w:numPr>
-      </w:pPr>
-      <w:r>
-        <w:t>Evaluate gaps in KM practices</w:t>
-      </w:r>
-    </w:p>
-    <w:p>
-      <w:pPr>
-        <w:pStyle w:val="ListParagraph"/>
-        <w:numPr>
-          <w:ilvl w:val="0"/>
-          <w:numId w:val="8"/>
-        </w:numPr>
-      </w:pPr>
-      <w:r>
-        <w:t>Review the management of institutional data assets</w:t>
-      </w:r>
-    </w:p>
-    <w:p>
-      <w:pPr>
-        <w:pStyle w:val="ListParagraph"/>
-        <w:numPr>
-          <w:ilvl w:val="0"/>
-          <w:numId w:val="8"/>
-        </w:numPr>
-      </w:pPr>
-      <w:r>
-        <w:t>Evaluate the document retrieval, version control, archiving and information sharing challenges</w:t>
-      </w:r>
-    </w:p>
-    <w:p>
-      <w:pPr>
-        <w:pStyle w:val="ListParagraph"/>
-        <w:numPr>
-          <w:ilvl w:val="0"/>
-          <w:numId w:val="8"/>
-        </w:numPr>
-      </w:pPr>
-      <w:r>
-        <w:t>Examine current compliance requirements under the</w:t>
-      </w:r>
-      <w:r>
-        <w:t xml:space="preserve"> DPA 2019 and other regulations</w:t>
+      <w:pPr>
+        <w:jc w:val="both"/>
+        <w:rPr>
+          <w:b/>
+        </w:rPr>
+      </w:pPr>
+      <w:r>
+        <w:rPr>
+          <w:b/>
+        </w:rPr>
+        <w:t>MEETING MINUTES</w:t>
+      </w:r>
+    </w:p>
+    <w:p>
+      <w:pPr>
+        <w:jc w:val="both"/>
+        <w:rPr>
+          <w:b/>
+        </w:rPr>
+      </w:pPr>
+      <w:r>
+        <w:rPr>
+          <w:b/>
+        </w:rPr>
+        <w:t>In attendance</w:t>
+      </w:r>
+    </w:p>
+    <w:p>
+      <w:pPr>
+        <w:pStyle w:val="ListParagraph"/>
+        <w:numPr>
+          <w:ilvl w:val="0"/>
+          <w:numId w:val="13"/>
+        </w:numPr>
+        <w:jc w:val="both"/>
+      </w:pPr>
+      <w:r>
+        <w:t>Dr. Almas Juma</w:t>
+      </w:r>
+    </w:p>
+    <w:p>
+      <w:pPr>
+        <w:pStyle w:val="ListParagraph"/>
+        <w:numPr>
+          <w:ilvl w:val="0"/>
+          <w:numId w:val="13"/>
+        </w:numPr>
+        <w:jc w:val="both"/>
+      </w:pPr>
+      <w:r>
+        <w:t>Mr. Patrick Mwaura</w:t>
+      </w:r>
+    </w:p>
+    <w:p>
+      <w:pPr>
+        <w:pStyle w:val="ListParagraph"/>
+        <w:numPr>
+          <w:ilvl w:val="0"/>
+          <w:numId w:val="13"/>
+        </w:numPr>
+        <w:jc w:val="both"/>
+      </w:pPr>
+      <w:r>
+        <w:t>Mrs. Florence Makena</w:t>
+      </w:r>
+    </w:p>
+    <w:p>
+      <w:pPr>
+        <w:pStyle w:val="ListParagraph"/>
+        <w:numPr>
+          <w:ilvl w:val="0"/>
+          <w:numId w:val="13"/>
+        </w:numPr>
+        <w:jc w:val="both"/>
+      </w:pPr>
+      <w:r>
+        <w:t>Mrs. Dinah Wafula</w:t>
+      </w:r>
+    </w:p>
+    <w:p>
+      <w:pPr>
+        <w:pStyle w:val="ListParagraph"/>
+        <w:numPr>
+          <w:ilvl w:val="0"/>
+          <w:numId w:val="13"/>
+        </w:numPr>
+        <w:jc w:val="both"/>
+      </w:pPr>
+      <w:r>
+        <w:t xml:space="preserve">Mr. </w:t>
+      </w:r>
+      <w:r>
+        <w:t xml:space="preserve">Johnstone </w:t>
+      </w:r>
+      <w:r>
+        <w:t>Kiplangat</w:t>
+      </w:r>
+    </w:p>
+    <w:p>
+      <w:pPr>
+        <w:jc w:val="both"/>
+        <w:rPr>
+          <w:b/>
+        </w:rPr>
+      </w:pPr>
+      <w:r>
+        <w:rPr>
+          <w:b/>
+        </w:rPr>
+        <w:t>Absent with apology</w:t>
+      </w:r>
+    </w:p>
+    <w:p>
+      <w:pPr>
+        <w:pStyle w:val="ListParagraph"/>
+        <w:numPr>
+          <w:ilvl w:val="0"/>
+          <w:numId w:val="13"/>
+        </w:numPr>
+        <w:jc w:val="both"/>
+      </w:pPr>
+      <w:r>
+        <w:t>Mr. Victor Mwadime</w:t>
+      </w:r>
+    </w:p>
+    <w:p>
+      <w:pPr>
+        <w:jc w:val="both"/>
+        <w:rPr>
+          <w:b/>
+        </w:rPr>
+      </w:pPr>
+      <w:r>
+        <w:rPr>
+          <w:b/>
+        </w:rPr>
+        <w:t>Deliberations</w:t>
+      </w:r>
+    </w:p>
+    <w:p>
+      <w:pPr>
+        <w:jc w:val="both"/>
+      </w:pPr>
+      <w:r>
+        <w:t>The team deliberated on the key issues identified and highlighted the existing gaps in knowledge management, records management, and data governance within KIPRE.</w:t>
+      </w:r>
+    </w:p>
+    <w:p>
+      <w:pPr>
+        <w:jc w:val="both"/>
+        <w:rPr>
+          <w:b/>
+        </w:rPr>
+      </w:pPr>
+      <w:r>
+        <w:rPr>
+          <w:b/>
+        </w:rPr>
+        <w:t>Key observations and gaps identified</w:t>
+      </w:r>
+    </w:p>
+    <w:p>
+      <w:pPr>
+        <w:pStyle w:val="ListParagraph"/>
+        <w:numPr>
+          <w:ilvl w:val="0"/>
+          <w:numId w:val="15"/>
+        </w:numPr>
+        <w:jc w:val="both"/>
+      </w:pPr>
+      <w:r>
+        <w:t>The team observed that records management within KIPRE is predominantly manual, resulting in challenges in document storage, retrieval, tracking, and preservation.</w:t>
+      </w:r>
+    </w:p>
+    <w:p>
+      <w:pPr>
+        <w:pStyle w:val="ListParagraph"/>
+        <w:numPr>
+          <w:ilvl w:val="0"/>
+          <w:numId w:val="15"/>
+        </w:numPr>
+        <w:jc w:val="both"/>
+      </w:pPr>
+      <w:r>
+        <w:t>The team further noted the need for a structured indexing and coding framework, particularly for establishment records, to improve accessibility, consistency, traceability, and accountability.</w:t>
+      </w:r>
+    </w:p>
+    <w:p>
+      <w:pPr>
+        <w:pStyle w:val="ListParagraph"/>
+        <w:numPr>
+          <w:ilvl w:val="0"/>
+          <w:numId w:val="15"/>
+        </w:numPr>
+        <w:jc w:val="both"/>
+      </w:pPr>
+      <w:r>
+        <w:t>The team observed that institutional knowledge is largely maintained through physical records, individual staff members, and standalone spreadsheets, with no formal knowledge management framework in place.</w:t>
+      </w:r>
+    </w:p>
+    <w:p>
+      <w:pPr>
+        <w:pStyle w:val="ListParagraph"/>
+        <w:numPr>
+          <w:ilvl w:val="0"/>
+          <w:numId w:val="15"/>
+        </w:numPr>
+        <w:jc w:val="both"/>
+      </w:pPr>
+      <w:r>
+        <w:t>The team noted that the absence of a centralized knowledge repository poses a risk to institutional memory and continuity, particularly during staff transfers, retirements, and separations.</w:t>
+      </w:r>
+    </w:p>
+    <w:p>
+      <w:pPr>
+        <w:pStyle w:val="ListParagraph"/>
+        <w:numPr>
+          <w:ilvl w:val="0"/>
+          <w:numId w:val="15"/>
+        </w:numPr>
+        <w:jc w:val="both"/>
+      </w:pPr>
+      <w:r>
+        <w:t>The team observed that institutional data assets are heavily siloed across departments, projects, and individual officers, limiting information sharing, collaboration, and reuse.</w:t>
+      </w:r>
+    </w:p>
+    <w:p>
+      <w:pPr>
+        <w:pStyle w:val="ListParagraph"/>
+        <w:numPr>
+          <w:ilvl w:val="0"/>
+          <w:numId w:val="15"/>
+        </w:numPr>
+        <w:jc w:val="both"/>
+      </w:pPr>
+      <w:r>
+        <w:t>The team noted the absence of a centralized institutional system for managing and integrating records, knowledge resources, research outputs, and data assets.</w:t>
+      </w:r>
+    </w:p>
+    <w:p>
+      <w:pPr>
+        <w:pStyle w:val="ListParagraph"/>
+        <w:numPr>
+          <w:ilvl w:val="0"/>
+          <w:numId w:val="15"/>
+        </w:numPr>
+        <w:jc w:val="both"/>
+      </w:pPr>
+      <w:r>
+        <w:lastRenderedPageBreak/>
+        <w:t>The team observed challenges in document retrieval, version control, archiving, and information sharing arising from reliance on manual systems and decentralized storage mechanisms.</w:t>
+      </w:r>
+    </w:p>
+    <w:p>
+      <w:pPr>
+        <w:pStyle w:val="ListParagraph"/>
+        <w:numPr>
+          <w:ilvl w:val="0"/>
+          <w:numId w:val="15"/>
+        </w:numPr>
+        <w:jc w:val="both"/>
+      </w:pPr>
+      <w:r>
+        <w:t>The team noted the need to strengthen compliance with the Data Protection Act, 2019 through staff sensitization, policy development, and implementation of appropriate data governance structures.</w:t>
+      </w:r>
+    </w:p>
+    <w:p>
+      <w:pPr>
+        <w:pStyle w:val="ListParagraph"/>
+        <w:numPr>
+          <w:ilvl w:val="0"/>
+          <w:numId w:val="15"/>
+        </w:numPr>
+        <w:jc w:val="both"/>
+      </w:pPr>
+      <w:r>
+        <w:t>The team observed that library resources, research repositories, publications, reports, project documentation, human resource records, and administrative records are managed independently, resulting in duplication of effort and limited accessibility.</w:t>
+      </w:r>
+    </w:p>
+    <w:p>
+      <w:pPr>
+        <w:pStyle w:val="ListParagraph"/>
+        <w:numPr>
+          <w:ilvl w:val="0"/>
+          <w:numId w:val="15"/>
+        </w:numPr>
+        <w:jc w:val="both"/>
+      </w:pPr>
+      <w:r>
+        <w:t>The team noted the need for a centralized institutional knowledge and information management platform to support compliance, information access, security, accountability, and decision-making.</w:t>
+      </w:r>
+    </w:p>
+    <w:p>
+      <w:pPr>
+        <w:pStyle w:val="ListParagraph"/>
+        <w:numPr>
+          <w:ilvl w:val="0"/>
+          <w:numId w:val="15"/>
+        </w:numPr>
+        <w:jc w:val="both"/>
+      </w:pPr>
+      <w:r>
+        <w:t>The team observed the absence of a formal data governance framework to guide data stewardship, ownership, access management, accountability, metadata management, and data quality assurance.</w:t>
+      </w:r>
+    </w:p>
+    <w:p>
+      <w:pPr>
+        <w:pStyle w:val="ListParagraph"/>
+        <w:numPr>
+          <w:ilvl w:val="0"/>
+          <w:numId w:val="15"/>
+        </w:numPr>
+        <w:jc w:val="both"/>
+      </w:pPr>
+      <w:r>
+        <w:t>The team noted the need to establish a centralized institutional repository and knowledge portal to preserve institutional memory and reduce dependence on individual staff members as custodians of critical information.</w:t>
+      </w:r>
+    </w:p>
+    <w:p>
+      <w:pPr>
+        <w:pStyle w:val="ListParagraph"/>
+        <w:numPr>
+          <w:ilvl w:val="0"/>
+          <w:numId w:val="15"/>
+        </w:numPr>
+        <w:jc w:val="both"/>
+      </w:pPr>
+      <w:r>
+        <w:t>The team observed the need for an institution-wide inventory and mapping of information assets, databases, records, repositories, and systems to support future integration initiatives.</w:t>
+      </w:r>
+    </w:p>
+    <w:p>
+      <w:pPr>
+        <w:pStyle w:val="ListParagraph"/>
+        <w:numPr>
+          <w:ilvl w:val="0"/>
+          <w:numId w:val="15"/>
+        </w:numPr>
+        <w:jc w:val="both"/>
+      </w:pPr>
+      <w:r>
+        <w:t>The team noted that successful implementation of knowledge management and records management initiatives will require active involvement of all departments and key stakeholders across the Institute.</w:t>
+      </w:r>
+    </w:p>
+    <w:p>
+      <w:pPr>
+        <w:pStyle w:val="ListParagraph"/>
+        <w:numPr>
+          <w:ilvl w:val="0"/>
+          <w:numId w:val="15"/>
+        </w:numPr>
+        <w:jc w:val="both"/>
+      </w:pPr>
+      <w:r>
+        <w:t>The team observed that implementation of an integrated institutional knowledge and data platform would provide a sustainable long-term solution by bringing together document management, library services, research data repositories, metadata catalogues, analytics, compliance functions, and knowledge-sharing mechanisms within a single institutional ecosystem.</w:t>
+      </w:r>
+    </w:p>
+    <w:p>
+      <w:pPr>
+        <w:jc w:val="both"/>
+        <w:rPr>
+          <w:b/>
+        </w:rPr>
+      </w:pPr>
+      <w:r>
+        <w:rPr>
+          <w:b/>
+        </w:rPr>
+        <w:t>Resolutions and recommendations</w:t>
+      </w:r>
+    </w:p>
+    <w:p>
+      <w:pPr>
+        <w:jc w:val="both"/>
+      </w:pPr>
+      <w:r>
+        <w:t>Following the deliberations, the team resol</w:t>
+      </w:r>
+      <w:r>
+        <w:t>ved to recommend the following:</w:t>
+      </w:r>
+    </w:p>
+    <w:p>
+      <w:pPr>
+        <w:spacing w:after="0"/>
+        <w:ind w:left="709" w:hanging="283"/>
+        <w:jc w:val="both"/>
+      </w:pPr>
+      <w:r>
+        <w:t>1. KIPRE should initiate the development of a comprehensive Knowledge Management Framework to guide the capture, storage, sharing, preservation, and utilizati</w:t>
+      </w:r>
+      <w:r>
+        <w:t>on of institutional knowledge.</w:t>
+      </w:r>
+    </w:p>
+    <w:p>
+      <w:pPr>
+        <w:spacing w:after="0"/>
+        <w:ind w:left="709" w:hanging="283"/>
+        <w:jc w:val="both"/>
+      </w:pPr>
+      <w:r>
+        <w:t>2. KIPRE should develop and implement a standardized records management framework, including indexing, coding, classification, retention, archiving, and disposal proced</w:t>
+      </w:r>
+      <w:r>
+        <w:t>ures for institutional records.</w:t>
+      </w:r>
+    </w:p>
+    <w:p>
+      <w:pPr>
+        <w:spacing w:after="0"/>
+        <w:ind w:left="709" w:hanging="283"/>
+        <w:jc w:val="both"/>
+      </w:pPr>
+      <w:r>
+        <w:t>3. KIPRE should establish a Data Governance Framework to guide data stewardship, ownership, access control, accountability, security, metadata manageme</w:t>
+      </w:r>
+      <w:r>
+        <w:t>nt, and data quality assurance.</w:t>
+      </w:r>
+    </w:p>
+    <w:p>
+      <w:pPr>
+        <w:spacing w:after="0"/>
+        <w:ind w:left="709" w:hanging="283"/>
+        <w:jc w:val="both"/>
+      </w:pPr>
+      <w:r>
+        <w:t>4. KIPRE should undertake a comprehensive inventory and mapping exercise of all institutional information assets, databases, repositories, records collections, sy</w:t>
+      </w:r>
+      <w:r>
+        <w:t>stems, and knowledge resources.</w:t>
+      </w:r>
+    </w:p>
+    <w:p>
+      <w:pPr>
+        <w:spacing w:after="0"/>
+        <w:ind w:left="709" w:hanging="283"/>
+        <w:jc w:val="both"/>
+      </w:pPr>
+      <w:r>
+        <w:t>5. KIPRE should explore the establishment of a centralized institutional knowledge and information m</w:t>
+      </w:r>
+      <w:r>
+        <w:t>anagement platform integrating:</w:t>
+      </w:r>
+    </w:p>
+    <w:p>
+      <w:pPr>
+        <w:pStyle w:val="ListParagraph"/>
+        <w:numPr>
+          <w:ilvl w:val="1"/>
+          <w:numId w:val="16"/>
+        </w:numPr>
+        <w:ind w:left="1560" w:hanging="283"/>
+        <w:jc w:val="both"/>
+      </w:pPr>
+      <w:r>
+        <w:t>Library resources;</w:t>
+      </w:r>
+    </w:p>
+    <w:p>
+      <w:pPr>
+        <w:pStyle w:val="ListParagraph"/>
+        <w:numPr>
+          <w:ilvl w:val="1"/>
+          <w:numId w:val="16"/>
+        </w:numPr>
+        <w:ind w:left="1560" w:hanging="283"/>
+        <w:jc w:val="both"/>
+      </w:pPr>
+      <w:r>
+        <w:t>Research data repositories;</w:t>
+      </w:r>
+    </w:p>
+    <w:p>
+      <w:pPr>
+        <w:pStyle w:val="ListParagraph"/>
+        <w:numPr>
+          <w:ilvl w:val="1"/>
+          <w:numId w:val="16"/>
+        </w:numPr>
+        <w:ind w:left="1560" w:hanging="283"/>
+        <w:jc w:val="both"/>
+      </w:pPr>
+      <w:r>
+        <w:t>Administrative records;</w:t>
+      </w:r>
+    </w:p>
+    <w:p>
+      <w:pPr>
+        <w:pStyle w:val="ListParagraph"/>
+        <w:numPr>
+          <w:ilvl w:val="1"/>
+          <w:numId w:val="16"/>
+        </w:numPr>
+        <w:ind w:left="1560" w:hanging="283"/>
+        <w:jc w:val="both"/>
+      </w:pPr>
+      <w:r>
+        <w:t>Human resource records;</w:t>
+      </w:r>
+    </w:p>
+    <w:p>
+      <w:pPr>
+        <w:pStyle w:val="ListParagraph"/>
+        <w:numPr>
+          <w:ilvl w:val="1"/>
+          <w:numId w:val="16"/>
+        </w:numPr>
+        <w:ind w:left="1560" w:hanging="283"/>
+        <w:jc w:val="both"/>
+      </w:pPr>
+      <w:r>
+        <w:t>Project documentation;</w:t>
+      </w:r>
+    </w:p>
+    <w:p>
+      <w:pPr>
+        <w:pStyle w:val="ListParagraph"/>
+        <w:numPr>
+          <w:ilvl w:val="1"/>
+          <w:numId w:val="16"/>
+        </w:numPr>
+        <w:ind w:left="1560" w:hanging="283"/>
+        <w:jc w:val="both"/>
+      </w:pPr>
+      <w:r>
+        <w:t>Publications and reports;</w:t>
+      </w:r>
+    </w:p>
+    <w:p>
+      <w:pPr>
+        <w:pStyle w:val="ListParagraph"/>
+        <w:numPr>
+          <w:ilvl w:val="1"/>
+          <w:numId w:val="16"/>
+        </w:numPr>
+        <w:ind w:left="1560" w:hanging="283"/>
+        <w:jc w:val="both"/>
+      </w:pPr>
+      <w:r>
+        <w:t>Statistical and analytical outputs; and</w:t>
+      </w:r>
+    </w:p>
+    <w:p>
+      <w:pPr>
+        <w:pStyle w:val="ListParagraph"/>
+        <w:numPr>
+          <w:ilvl w:val="1"/>
+          <w:numId w:val="16"/>
+        </w:numPr>
+        <w:ind w:left="1560" w:hanging="283"/>
+        <w:jc w:val="both"/>
+      </w:pPr>
+      <w:r>
+        <w:t>Institutional policies, manuals, and standard operating procedures.</w:t>
+      </w:r>
+    </w:p>
+    <w:p>
+      <w:pPr>
+        <w:spacing w:after="0"/>
+        <w:ind w:left="709" w:hanging="283"/>
+        <w:jc w:val="both"/>
+      </w:pPr>
+      <w:r>
+        <w:t>6. KIPRE should strengthen compliance with the Data Protection Act, 2019 through staff sensitization, policy development, registration compliance, and implementation of appropriate d</w:t>
+      </w:r>
+      <w:r>
+        <w:t>ata protection controls.</w:t>
+      </w:r>
+    </w:p>
+    <w:p>
+      <w:pPr>
+        <w:spacing w:after="0"/>
+        <w:ind w:left="709" w:hanging="283"/>
+        <w:jc w:val="both"/>
+      </w:pPr>
+      <w:r>
+        <w:t xml:space="preserve">7. KIPRE should develop technical and user requirements for a centralized knowledge and data management infrastructure, including server, storage, security, backup, and </w:t>
+      </w:r>
+      <w:r>
+        <w:t>access management requirements.</w:t>
+      </w:r>
+    </w:p>
+    <w:p>
+      <w:pPr>
+        <w:ind w:left="709" w:hanging="283"/>
+        <w:jc w:val="both"/>
+      </w:pPr>
+      <w:r>
+        <w:t>8. KIPRE should institutionalize mechanisms for preservation of institutional memory and continuity through centralized repositories a</w:t>
+      </w:r>
+      <w:r>
+        <w:t>nd knowledge-sharing processes.</w:t>
+      </w:r>
+    </w:p>
+    <w:p>
+      <w:pPr>
+        <w:ind w:left="709" w:hanging="283"/>
+        <w:jc w:val="both"/>
+      </w:pPr>
+      <w:r>
+        <w:t>9. KIPRE should pursue a phased digital transformation approach to reduce reliance on manual systems and improve efficiency in records management and information access.</w:t>
+      </w:r>
+    </w:p>
+    <w:p>
+      <w:pPr>
+        <w:jc w:val="both"/>
+        <w:rPr>
+          <w:b/>
+        </w:rPr>
+      </w:pPr>
+      <w:r>
+        <w:rPr>
+          <w:b/>
+        </w:rPr>
+        <w:t>Way forward</w:t>
+      </w:r>
+    </w:p>
+    <w:p>
+      <w:pPr>
+        <w:jc w:val="both"/>
+      </w:pPr>
+      <w:r>
+        <w:t xml:space="preserve">The team recommended the convening of a stakeholder retreat comprising representatives from Administration, Human Resources, ICT, Library Services, Research </w:t>
+      </w:r>
+      <w:r>
+        <w:t>Programs</w:t>
+      </w:r>
+      <w:r>
+        <w:t>, Finance, Data Science and Analytics, and o</w:t>
+      </w:r>
+      <w:r>
+        <w:t>ther relevant functional areas.</w:t>
+      </w:r>
+    </w:p>
+    <w:p>
+      <w:pPr>
+        <w:jc w:val="both"/>
+        <w:rPr>
+          <w:b/>
+        </w:rPr>
+      </w:pPr>
+      <w:r>
+        <w:rPr>
+          <w:b/>
+        </w:rPr>
+        <w:t>The pur</w:t>
+      </w:r>
+      <w:r>
+        <w:rPr>
+          <w:b/>
+        </w:rPr>
+        <w:t>pose of the retreat will be to:</w:t>
+      </w:r>
+    </w:p>
+    <w:p>
+      <w:pPr>
+        <w:ind w:left="567"/>
+        <w:jc w:val="both"/>
+      </w:pPr>
+      <w:r>
+        <w:t>1. Deliberate on the findings and recommendations of the team.</w:t>
+      </w:r>
+    </w:p>
+    <w:p>
+      <w:pPr>
+        <w:ind w:left="567"/>
+        <w:jc w:val="both"/>
+      </w:pPr>
+      <w:r>
+        <w:t>2. Develop a shared institutional vision for knowledge management, records management, and data governance.</w:t>
+      </w:r>
+    </w:p>
+    <w:p>
+      <w:pPr>
+        <w:ind w:left="567"/>
+        <w:jc w:val="both"/>
+      </w:pPr>
+      <w:r>
+        <w:t>3. Define governance structures and institutional responsibilities.</w:t>
+      </w:r>
+    </w:p>
+    <w:p>
+      <w:pPr>
+        <w:ind w:left="567"/>
+        <w:jc w:val="both"/>
+      </w:pPr>
+      <w:r>
+        <w:t>4. Identify priority investments and resource requirements.</w:t>
+      </w:r>
+    </w:p>
+    <w:p>
+      <w:pPr>
+        <w:ind w:left="567"/>
+        <w:jc w:val="both"/>
+      </w:pPr>
+      <w:r>
+        <w:t>5. Develop an implementation roadmap for establishment of an integrated institutional knowledge and data management eco</w:t>
       </w:r>
       <w:bookmarkStart w:id="0" w:name="_GoBack"/>
       <w:bookmarkEnd w:id="0"/>
+      <w:r>
+        <w:t>system.</w:t>
+      </w:r>
+    </w:p>
+    <w:p>
+      <w:pPr>
+        <w:jc w:val="both"/>
+        <w:rPr>
+          <w:b/>
+        </w:rPr>
+      </w:pPr>
+      <w:r>
+        <w:rPr>
+          <w:b/>
+        </w:rPr>
+        <w:t>Proposed retreat theme</w:t>
+      </w:r>
+    </w:p>
+    <w:p>
+      <w:pPr>
+        <w:jc w:val="both"/>
+      </w:pPr>
+      <w:r>
+        <w:t>Strengthening institutional knowledge, data governance, and records management for enhanced research excellence, compliance, and organizational sustainability.</w:t>
+      </w:r>
+    </w:p>
+    <w:p>
+      <w:pPr>
+        <w:jc w:val="both"/>
+        <w:rPr>
+          <w:b/>
+        </w:rPr>
+      </w:pPr>
+      <w:r>
+        <w:rPr>
+          <w:b/>
+        </w:rPr>
+        <w:t>Action item</w:t>
+      </w:r>
+    </w:p>
+    <w:p>
+      <w:pPr>
+        <w:jc w:val="both"/>
+      </w:pPr>
+      <w:r>
+        <w:t>The team shall prepare and submit a concept note and recommendations to Management for consideration and guidance on the proposed stakeholder retreat.</w:t>
+      </w:r>
+    </w:p>
+    <w:p/>
+    <w:p/>
+    <w:p/>
+    <w:p>
+      <w:pPr>
+        <w:jc w:val="center"/>
+        <w:rPr>
+          <w:b/>
+        </w:rPr>
+      </w:pPr>
+      <w:r>
+        <w:rPr>
+          <w:b/>
+        </w:rPr>
+        <w:t>The agenda of the meeting was</w:t>
+      </w:r>
+    </w:p>
+    <w:p>
+      <w:pPr>
+        <w:rPr>
+          <w:b/>
+        </w:rPr>
+      </w:pPr>
+      <w:r>
+        <w:rPr>
+          <w:b/>
+        </w:rPr>
+        <w:t>At the operational level</w:t>
+      </w:r>
+    </w:p>
+    <w:p>
+      <w:pPr>
+        <w:pStyle w:val="ListParagraph"/>
+        <w:numPr>
+          <w:ilvl w:val="0"/>
+          <w:numId w:val="8"/>
+        </w:numPr>
+      </w:pPr>
+      <w:r>
+        <w:t>Assess the current state of records management across KIPRE</w:t>
+      </w:r>
+    </w:p>
+    <w:p>
+      <w:pPr>
+        <w:pStyle w:val="ListParagraph"/>
+        <w:numPr>
+          <w:ilvl w:val="0"/>
+          <w:numId w:val="11"/>
+        </w:numPr>
+      </w:pPr>
+      <w:r>
+        <w:t xml:space="preserve">Manual management </w:t>
+      </w:r>
+    </w:p>
+    <w:p>
+      <w:pPr>
+        <w:pStyle w:val="ListParagraph"/>
+        <w:numPr>
+          <w:ilvl w:val="0"/>
+          <w:numId w:val="11"/>
+        </w:numPr>
+      </w:pPr>
+      <w:r>
+        <w:t xml:space="preserve">System has been proposed in the next financial year. </w:t>
+      </w:r>
+    </w:p>
+    <w:p>
+      <w:pPr>
+        <w:pStyle w:val="ListParagraph"/>
+        <w:numPr>
+          <w:ilvl w:val="0"/>
+          <w:numId w:val="8"/>
+        </w:numPr>
+      </w:pPr>
+      <w:r>
+        <w:t>Evaluate gaps in KM practices</w:t>
+      </w:r>
+    </w:p>
+    <w:p>
+      <w:pPr>
+        <w:pStyle w:val="ListParagraph"/>
+        <w:numPr>
+          <w:ilvl w:val="0"/>
+          <w:numId w:val="11"/>
+        </w:numPr>
+      </w:pPr>
+      <w:r>
+        <w:t>Manual and entirely on shelves and excel sheets</w:t>
+      </w:r>
+    </w:p>
+    <w:p>
+      <w:pPr>
+        <w:pStyle w:val="ListParagraph"/>
+        <w:numPr>
+          <w:ilvl w:val="0"/>
+          <w:numId w:val="8"/>
+        </w:numPr>
+      </w:pPr>
+      <w:r>
+        <w:t>Review the management of institutional data assets</w:t>
+      </w:r>
+    </w:p>
+    <w:p>
+      <w:pPr>
+        <w:pStyle w:val="ListParagraph"/>
+        <w:numPr>
+          <w:ilvl w:val="0"/>
+          <w:numId w:val="11"/>
+        </w:numPr>
+      </w:pPr>
+      <w:r>
+        <w:t>Heavily siloed and project based</w:t>
+      </w:r>
+    </w:p>
+    <w:p>
+      <w:pPr>
+        <w:pStyle w:val="ListParagraph"/>
+        <w:numPr>
+          <w:ilvl w:val="0"/>
+          <w:numId w:val="8"/>
+        </w:numPr>
+      </w:pPr>
+      <w:r>
+        <w:t>Evaluate the document retrieval, version control, archiving and information sharing challenges</w:t>
+      </w:r>
+    </w:p>
+    <w:p>
+      <w:pPr>
+        <w:pStyle w:val="ListParagraph"/>
+        <w:numPr>
+          <w:ilvl w:val="0"/>
+          <w:numId w:val="11"/>
+        </w:numPr>
+      </w:pPr>
+      <w:r>
+        <w:t>Manual storage, retrieval, version control , archiving and information sharing</w:t>
+      </w:r>
+    </w:p>
+    <w:p>
+      <w:pPr>
+        <w:pStyle w:val="ListParagraph"/>
+        <w:numPr>
+          <w:ilvl w:val="0"/>
+          <w:numId w:val="8"/>
+        </w:numPr>
+      </w:pPr>
+      <w:r>
+        <w:t>Examine current compliance requirements under the DPA 2019 and other regulations</w:t>
+      </w:r>
+    </w:p>
+    <w:p>
+      <w:pPr>
+        <w:pStyle w:val="ListParagraph"/>
+        <w:numPr>
+          <w:ilvl w:val="0"/>
+          <w:numId w:val="11"/>
+        </w:numPr>
+      </w:pPr>
+      <w:r>
+        <w:t>Staff should be sensitized on DPA 2019 and what noncompliance mean to them and the institute and other regulations.</w:t>
+      </w:r>
     </w:p>
     <w:p>
       <w:pPr>
@@ -192,17 +1027,40 @@
         <w:pStyle w:val="ListParagraph"/>
         <w:numPr>
           <w:ilvl w:val="0"/>
+          <w:numId w:val="11"/>
+        </w:numPr>
+      </w:pPr>
+      <w:r>
+        <w:t>KIPRE as it stands does not have a centralized system</w:t>
+      </w:r>
+    </w:p>
+    <w:p>
+      <w:pPr>
+        <w:pStyle w:val="ListParagraph"/>
+        <w:numPr>
+          <w:ilvl w:val="0"/>
+          <w:numId w:val="11"/>
+        </w:numPr>
+      </w:pPr>
+      <w:r>
+        <w:t xml:space="preserve">For ease of compliance, access, protection and tracking </w:t>
+      </w:r>
+      <w:proofErr w:type="spellStart"/>
+      <w:r>
+        <w:t>etc</w:t>
+      </w:r>
+      <w:proofErr w:type="spellEnd"/>
+    </w:p>
+    <w:p>
+      <w:pPr>
+        <w:pStyle w:val="ListParagraph"/>
+        <w:numPr>
+          <w:ilvl w:val="0"/>
           <w:numId w:val="8"/>
         </w:numPr>
       </w:pPr>
       <w:r>
-        <w:t xml:space="preserve">Explore </w:t>
-      </w:r>
-      <w:r>
-        <w:t>integration</w:t>
-      </w:r>
-      <w:r>
-        <w:t xml:space="preserve"> of :</w:t>
+        <w:t>Explore integration of :</w:t>
       </w:r>
     </w:p>
     <w:p>
@@ -303,6 +1161,14 @@
     </w:p>
     <w:p>
       <w:pPr>
+        <w:ind w:left="720"/>
+      </w:pPr>
+      <w:r>
+        <w:t xml:space="preserve">Indeed this can be integrate and they are currently siloed in various depts. and people.  </w:t>
+      </w:r>
+    </w:p>
+    <w:p>
+      <w:pPr>
         <w:pStyle w:val="ListParagraph"/>
         <w:numPr>
           <w:ilvl w:val="0"/>
@@ -310,13 +1176,19 @@
         </w:numPr>
       </w:pPr>
       <w:r>
-        <w:t>Assess how KIPRE can preserve insti</w:t>
-      </w:r>
-      <w:r>
-        <w:t>tu</w:t>
-      </w:r>
-      <w:r>
-        <w:t>tional memory and reduce dependence on individual staff members for critical information</w:t>
+        <w:t>Assess how KIPRE can preserve institutional memory and reduce dependence on individual staff members for critical information</w:t>
+      </w:r>
+    </w:p>
+    <w:p>
+      <w:pPr>
+        <w:pStyle w:val="ListParagraph"/>
+        <w:numPr>
+          <w:ilvl w:val="0"/>
+          <w:numId w:val="11"/>
+        </w:numPr>
+      </w:pPr>
+      <w:r>
+        <w:t xml:space="preserve">Having a central repository with one stop shop for all services and links to all the systems hosted and managed within KIPRE premises. </w:t>
       </w:r>
     </w:p>
     <w:p>
@@ -328,8 +1200,25 @@
         </w:numPr>
       </w:pPr>
       <w:r>
-        <w:t>Explore governance structures for data stewardship, records ownership, access rights, and accountability</w:t>
-      </w:r>
+        <w:t>Explore governance structures for data stewardship, records ownership, access rights, and accountability.</w:t>
+      </w:r>
+    </w:p>
+    <w:p>
+      <w:pPr>
+        <w:pStyle w:val="ListParagraph"/>
+        <w:numPr>
+          <w:ilvl w:val="0"/>
+          <w:numId w:val="11"/>
+        </w:numPr>
+      </w:pPr>
+      <w:r>
+        <w:t xml:space="preserve">There is need for data governance framework </w:t>
+      </w:r>
+    </w:p>
+    <w:p>
+      <w:pPr>
+        <w:pStyle w:val="ListParagraph"/>
+      </w:pPr>
     </w:p>
     <w:p>
       <w:pPr>
@@ -395,10 +1284,7 @@
         </w:numPr>
       </w:pPr>
       <w:r>
-        <w:t xml:space="preserve">Data </w:t>
-      </w:r>
-      <w:r>
-        <w:t>governance</w:t>
+        <w:t>Data governance</w:t>
       </w:r>
     </w:p>
     <w:p>
@@ -422,7 +1308,6 @@
         </w:numPr>
       </w:pPr>
       <w:r>
-        <w:lastRenderedPageBreak/>
         <w:t>Information security</w:t>
       </w:r>
     </w:p>
@@ -439,6 +1324,11 @@
       </w:r>
     </w:p>
     <w:p>
+      <w:r>
+        <w:t>This should involve all the stakeholders in these key areas.</w:t>
+      </w:r>
+    </w:p>
+    <w:p>
       <w:pPr>
         <w:pStyle w:val="ListParagraph"/>
         <w:numPr>
@@ -447,13 +1337,19 @@
         </w:numPr>
       </w:pPr>
       <w:r>
-        <w:t xml:space="preserve">Identify priority </w:t>
-      </w:r>
-      <w:r>
-        <w:t>investments</w:t>
-      </w:r>
-      <w:r>
-        <w:t xml:space="preserve"> required for a centralized knowledge and data management platform</w:t>
+        <w:t>Identify priority investments required for a centralized knowledge and data management platform</w:t>
+      </w:r>
+    </w:p>
+    <w:p>
+      <w:pPr>
+        <w:pStyle w:val="ListParagraph"/>
+        <w:numPr>
+          <w:ilvl w:val="0"/>
+          <w:numId w:val="10"/>
+        </w:numPr>
+      </w:pPr>
+      <w:r>
+        <w:t xml:space="preserve">A central server specs and user requirement should be developed </w:t>
       </w:r>
     </w:p>
     <w:p>
@@ -602,6 +1498,7 @@
         <w:t xml:space="preserve">It would be a mistake to treat those as separate projects. The strongest approach is to view them as components of a single institutional information ecosystem. </w:t>
       </w:r>
     </w:p>
+    <w:p/>
     <w:sectPr>
       <w:pgSz w:w="12240" w:h="15840"/>
       <w:pgMar w:top="1440" w:right="1440" w:bottom="1440" w:left="1440" w:header="708" w:footer="708" w:gutter="0"/>
@@ -730,6 +1627,297 @@
     </w:lvl>
   </w:abstractNum>
   <w:abstractNum w:abstractNumId="1" w15:restartNumberingAfterBreak="0">
+    <w:nsid w:val="1ED20C6F"/>
+    <w:multiLevelType w:val="hybridMultilevel"/>
+    <w:tmpl w:val="C4E62F90"/>
+    <w:lvl w:ilvl="0" w:tplc="0409000F">
+      <w:start w:val="1"/>
+      <w:numFmt w:val="decimal"/>
+      <w:lvlText w:val="%1."/>
+      <w:lvlJc w:val="left"/>
+      <w:pPr>
+        <w:ind w:left="720" w:hanging="360"/>
+      </w:pPr>
+      <w:rPr>
+        <w:rFonts w:hint="default"/>
+      </w:rPr>
+    </w:lvl>
+    <w:lvl w:ilvl="1" w:tplc="04090019" w:tentative="1">
+      <w:start w:val="1"/>
+      <w:numFmt w:val="lowerLetter"/>
+      <w:lvlText w:val="%2."/>
+      <w:lvlJc w:val="left"/>
+      <w:pPr>
+        <w:ind w:left="1440" w:hanging="360"/>
+      </w:pPr>
+    </w:lvl>
+    <w:lvl w:ilvl="2" w:tplc="0409001B" w:tentative="1">
+      <w:start w:val="1"/>
+      <w:numFmt w:val="lowerRoman"/>
+      <w:lvlText w:val="%3."/>
+      <w:lvlJc w:val="right"/>
+      <w:pPr>
+        <w:ind w:left="2160" w:hanging="180"/>
+      </w:pPr>
+    </w:lvl>
+    <w:lvl w:ilvl="3" w:tplc="0409000F" w:tentative="1">
+      <w:start w:val="1"/>
+      <w:numFmt w:val="decimal"/>
+      <w:lvlText w:val="%4."/>
+      <w:lvlJc w:val="left"/>
+      <w:pPr>
+        <w:ind w:left="2880" w:hanging="360"/>
+      </w:pPr>
+    </w:lvl>
+    <w:lvl w:ilvl="4" w:tplc="04090019" w:tentative="1">
+      <w:start w:val="1"/>
+      <w:numFmt w:val="lowerLetter"/>
+      <w:lvlText w:val="%5."/>
+      <w:lvlJc w:val="left"/>
+      <w:pPr>
+        <w:ind w:left="3600" w:hanging="360"/>
+      </w:pPr>
+    </w:lvl>
+    <w:lvl w:ilvl="5" w:tplc="0409001B" w:tentative="1">
+      <w:start w:val="1"/>
+      <w:numFmt w:val="lowerRoman"/>
+      <w:lvlText w:val="%6."/>
+      <w:lvlJc w:val="right"/>
+      <w:pPr>
+        <w:ind w:left="4320" w:hanging="180"/>
+      </w:pPr>
+    </w:lvl>
+    <w:lvl w:ilvl="6" w:tplc="0409000F" w:tentative="1">
+      <w:start w:val="1"/>
+      <w:numFmt w:val="decimal"/>
+      <w:lvlText w:val="%7."/>
+      <w:lvlJc w:val="left"/>
+      <w:pPr>
+        <w:ind w:left="5040" w:hanging="360"/>
+      </w:pPr>
+    </w:lvl>
+    <w:lvl w:ilvl="7" w:tplc="04090019" w:tentative="1">
+      <w:start w:val="1"/>
+      <w:numFmt w:val="lowerLetter"/>
+      <w:lvlText w:val="%8."/>
+      <w:lvlJc w:val="left"/>
+      <w:pPr>
+        <w:ind w:left="5760" w:hanging="360"/>
+      </w:pPr>
+    </w:lvl>
+    <w:lvl w:ilvl="8" w:tplc="0409001B" w:tentative="1">
+      <w:start w:val="1"/>
+      <w:numFmt w:val="lowerRoman"/>
+      <w:lvlText w:val="%9."/>
+      <w:lvlJc w:val="right"/>
+      <w:pPr>
+        <w:ind w:left="6480" w:hanging="180"/>
+      </w:pPr>
+    </w:lvl>
+  </w:abstractNum>
+  <w:abstractNum w:abstractNumId="2" w15:restartNumberingAfterBreak="0">
+    <w:nsid w:val="1F037D54"/>
+    <w:multiLevelType w:val="hybridMultilevel"/>
+    <w:tmpl w:val="87B46932"/>
+    <w:lvl w:ilvl="0" w:tplc="6578278A">
+      <w:start w:val="1"/>
+      <w:numFmt w:val="decimal"/>
+      <w:lvlText w:val="%1."/>
+      <w:lvlJc w:val="left"/>
+      <w:pPr>
+        <w:ind w:left="720" w:hanging="360"/>
+      </w:pPr>
+      <w:rPr>
+        <w:rFonts w:hint="default"/>
+      </w:rPr>
+    </w:lvl>
+    <w:lvl w:ilvl="1" w:tplc="04090019" w:tentative="1">
+      <w:start w:val="1"/>
+      <w:numFmt w:val="lowerLetter"/>
+      <w:lvlText w:val="%2."/>
+      <w:lvlJc w:val="left"/>
+      <w:pPr>
+        <w:ind w:left="1440" w:hanging="360"/>
+      </w:pPr>
+    </w:lvl>
+    <w:lvl w:ilvl="2" w:tplc="0409001B" w:tentative="1">
+      <w:start w:val="1"/>
+      <w:numFmt w:val="lowerRoman"/>
+      <w:lvlText w:val="%3."/>
+      <w:lvlJc w:val="right"/>
+      <w:pPr>
+        <w:ind w:left="2160" w:hanging="180"/>
+      </w:pPr>
+    </w:lvl>
+    <w:lvl w:ilvl="3" w:tplc="0409000F" w:tentative="1">
+      <w:start w:val="1"/>
+      <w:numFmt w:val="decimal"/>
+      <w:lvlText w:val="%4."/>
+      <w:lvlJc w:val="left"/>
+      <w:pPr>
+        <w:ind w:left="2880" w:hanging="360"/>
+      </w:pPr>
+    </w:lvl>
+    <w:lvl w:ilvl="4" w:tplc="04090019" w:tentative="1">
+      <w:start w:val="1"/>
+      <w:numFmt w:val="lowerLetter"/>
+      <w:lvlText w:val="%5."/>
+      <w:lvlJc w:val="left"/>
+      <w:pPr>
+        <w:ind w:left="3600" w:hanging="360"/>
+      </w:pPr>
+    </w:lvl>
+    <w:lvl w:ilvl="5" w:tplc="0409001B" w:tentative="1">
+      <w:start w:val="1"/>
+      <w:numFmt w:val="lowerRoman"/>
+      <w:lvlText w:val="%6."/>
+      <w:lvlJc w:val="right"/>
+      <w:pPr>
+        <w:ind w:left="4320" w:hanging="180"/>
+      </w:pPr>
+    </w:lvl>
+    <w:lvl w:ilvl="6" w:tplc="0409000F" w:tentative="1">
+      <w:start w:val="1"/>
+      <w:numFmt w:val="decimal"/>
+      <w:lvlText w:val="%7."/>
+      <w:lvlJc w:val="left"/>
+      <w:pPr>
+        <w:ind w:left="5040" w:hanging="360"/>
+      </w:pPr>
+    </w:lvl>
+    <w:lvl w:ilvl="7" w:tplc="04090019" w:tentative="1">
+      <w:start w:val="1"/>
+      <w:numFmt w:val="lowerLetter"/>
+      <w:lvlText w:val="%8."/>
+      <w:lvlJc w:val="left"/>
+      <w:pPr>
+        <w:ind w:left="5760" w:hanging="360"/>
+      </w:pPr>
+    </w:lvl>
+    <w:lvl w:ilvl="8" w:tplc="0409001B" w:tentative="1">
+      <w:start w:val="1"/>
+      <w:numFmt w:val="lowerRoman"/>
+      <w:lvlText w:val="%9."/>
+      <w:lvlJc w:val="right"/>
+      <w:pPr>
+        <w:ind w:left="6480" w:hanging="180"/>
+      </w:pPr>
+    </w:lvl>
+  </w:abstractNum>
+  <w:abstractNum w:abstractNumId="3" w15:restartNumberingAfterBreak="0">
+    <w:nsid w:val="29531D8F"/>
+    <w:multiLevelType w:val="hybridMultilevel"/>
+    <w:tmpl w:val="61243E46"/>
+    <w:lvl w:ilvl="0" w:tplc="8A30B4E2">
+      <w:start w:val="10"/>
+      <w:numFmt w:val="bullet"/>
+      <w:lvlText w:val="-"/>
+      <w:lvlJc w:val="left"/>
+      <w:pPr>
+        <w:ind w:left="1080" w:hanging="360"/>
+      </w:pPr>
+      <w:rPr>
+        <w:rFonts w:ascii="Calibri" w:eastAsiaTheme="minorHAnsi" w:hAnsi="Calibri" w:cs="Calibri" w:hint="default"/>
+      </w:rPr>
+    </w:lvl>
+    <w:lvl w:ilvl="1" w:tplc="04090003" w:tentative="1">
+      <w:start w:val="1"/>
+      <w:numFmt w:val="bullet"/>
+      <w:lvlText w:val="o"/>
+      <w:lvlJc w:val="left"/>
+      <w:pPr>
+        <w:ind w:left="1440" w:hanging="360"/>
+      </w:pPr>
+      <w:rPr>
+        <w:rFonts w:ascii="Courier New" w:hAnsi="Courier New" w:cs="Courier New" w:hint="default"/>
+      </w:rPr>
+    </w:lvl>
+    <w:lvl w:ilvl="2" w:tplc="04090005" w:tentative="1">
+      <w:start w:val="1"/>
+      <w:numFmt w:val="bullet"/>
+      <w:lvlText w:val=""/>
+      <w:lvlJc w:val="left"/>
+      <w:pPr>
+        <w:ind w:left="2160" w:hanging="360"/>
+      </w:pPr>
+      <w:rPr>
+        <w:rFonts w:ascii="Wingdings" w:hAnsi="Wingdings" w:hint="default"/>
+      </w:rPr>
+    </w:lvl>
+    <w:lvl w:ilvl="3" w:tplc="04090001" w:tentative="1">
+      <w:start w:val="1"/>
+      <w:numFmt w:val="bullet"/>
+      <w:lvlText w:val=""/>
+      <w:lvlJc w:val="left"/>
+      <w:pPr>
+        <w:ind w:left="2880" w:hanging="360"/>
+      </w:pPr>
+      <w:rPr>
+        <w:rFonts w:ascii="Symbol" w:hAnsi="Symbol" w:hint="default"/>
+      </w:rPr>
+    </w:lvl>
+    <w:lvl w:ilvl="4" w:tplc="04090003" w:tentative="1">
+      <w:start w:val="1"/>
+      <w:numFmt w:val="bullet"/>
+      <w:lvlText w:val="o"/>
+      <w:lvlJc w:val="left"/>
+      <w:pPr>
+        <w:ind w:left="3600" w:hanging="360"/>
+      </w:pPr>
+      <w:rPr>
+        <w:rFonts w:ascii="Courier New" w:hAnsi="Courier New" w:cs="Courier New" w:hint="default"/>
+      </w:rPr>
+    </w:lvl>
+    <w:lvl w:ilvl="5" w:tplc="04090005" w:tentative="1">
+      <w:start w:val="1"/>
+      <w:numFmt w:val="bullet"/>
+      <w:lvlText w:val=""/>
+      <w:lvlJc w:val="left"/>
+      <w:pPr>
+        <w:ind w:left="4320" w:hanging="360"/>
+      </w:pPr>
+      <w:rPr>
+        <w:rFonts w:ascii="Wingdings" w:hAnsi="Wingdings" w:hint="default"/>
+      </w:rPr>
+    </w:lvl>
+    <w:lvl w:ilvl="6" w:tplc="04090001" w:tentative="1">
+      <w:start w:val="1"/>
+      <w:numFmt w:val="bullet"/>
+      <w:lvlText w:val=""/>
+      <w:lvlJc w:val="left"/>
+      <w:pPr>
+        <w:ind w:left="5040" w:hanging="360"/>
+      </w:pPr>
+      <w:rPr>
+        <w:rFonts w:ascii="Symbol" w:hAnsi="Symbol" w:hint="default"/>
+      </w:rPr>
+    </w:lvl>
+    <w:lvl w:ilvl="7" w:tplc="04090003" w:tentative="1">
+      <w:start w:val="1"/>
+      <w:numFmt w:val="bullet"/>
+      <w:lvlText w:val="o"/>
+      <w:lvlJc w:val="left"/>
+      <w:pPr>
+        <w:ind w:left="5760" w:hanging="360"/>
+      </w:pPr>
+      <w:rPr>
+        <w:rFonts w:ascii="Courier New" w:hAnsi="Courier New" w:cs="Courier New" w:hint="default"/>
+      </w:rPr>
+    </w:lvl>
+    <w:lvl w:ilvl="8" w:tplc="04090005" w:tentative="1">
+      <w:start w:val="1"/>
+      <w:numFmt w:val="bullet"/>
+      <w:lvlText w:val=""/>
+      <w:lvlJc w:val="left"/>
+      <w:pPr>
+        <w:ind w:left="6480" w:hanging="360"/>
+      </w:pPr>
+      <w:rPr>
+        <w:rFonts w:ascii="Wingdings" w:hAnsi="Wingdings" w:hint="default"/>
+      </w:rPr>
+    </w:lvl>
+  </w:abstractNum>
+  <w:abstractNum w:abstractNumId="4" w15:restartNumberingAfterBreak="0">
     <w:nsid w:val="30F31600"/>
     <w:multiLevelType w:val="hybridMultilevel"/>
     <w:tmpl w:val="D11E2B5E"/>
@@ -842,7 +2030,7 @@
       </w:rPr>
     </w:lvl>
   </w:abstractNum>
-  <w:abstractNum w:abstractNumId="2" w15:restartNumberingAfterBreak="0">
+  <w:abstractNum w:abstractNumId="5" w15:restartNumberingAfterBreak="0">
     <w:nsid w:val="319B53D1"/>
     <w:multiLevelType w:val="hybridMultilevel"/>
     <w:tmpl w:val="8A9AA810"/>
@@ -931,17 +2119,17 @@
       </w:pPr>
     </w:lvl>
   </w:abstractNum>
-  <w:abstractNum w:abstractNumId="3" w15:restartNumberingAfterBreak="0">
-    <w:nsid w:val="4D7D7FA3"/>
+  <w:abstractNum w:abstractNumId="6" w15:restartNumberingAfterBreak="0">
+    <w:nsid w:val="408D1597"/>
     <w:multiLevelType w:val="hybridMultilevel"/>
-    <w:tmpl w:val="B8C28082"/>
+    <w:tmpl w:val="1EBC5974"/>
     <w:lvl w:ilvl="0" w:tplc="0409000F">
       <w:start w:val="1"/>
       <w:numFmt w:val="decimal"/>
       <w:lvlText w:val="%1."/>
       <w:lvlJc w:val="left"/>
       <w:pPr>
-        <w:ind w:left="720" w:hanging="360"/>
+        <w:ind w:left="502" w:hanging="360"/>
       </w:pPr>
       <w:rPr>
         <w:rFonts w:hint="default"/>
@@ -953,7 +2141,7 @@
       <w:lvlText w:val="%2."/>
       <w:lvlJc w:val="left"/>
       <w:pPr>
-        <w:ind w:left="1440" w:hanging="360"/>
+        <w:ind w:left="1222" w:hanging="360"/>
       </w:pPr>
     </w:lvl>
     <w:lvl w:ilvl="2" w:tplc="0409001B" w:tentative="1">
@@ -962,7 +2150,7 @@
       <w:lvlText w:val="%3."/>
       <w:lvlJc w:val="right"/>
       <w:pPr>
-        <w:ind w:left="2160" w:hanging="180"/>
+        <w:ind w:left="1942" w:hanging="180"/>
       </w:pPr>
     </w:lvl>
     <w:lvl w:ilvl="3" w:tplc="0409000F" w:tentative="1">
@@ -971,7 +2159,7 @@
       <w:lvlText w:val="%4."/>
       <w:lvlJc w:val="left"/>
       <w:pPr>
-        <w:ind w:left="2880" w:hanging="360"/>
+        <w:ind w:left="2662" w:hanging="360"/>
       </w:pPr>
     </w:lvl>
     <w:lvl w:ilvl="4" w:tplc="04090019" w:tentative="1">
@@ -980,7 +2168,7 @@
       <w:lvlText w:val="%5."/>
       <w:lvlJc w:val="left"/>
       <w:pPr>
-        <w:ind w:left="3600" w:hanging="360"/>
+        <w:ind w:left="3382" w:hanging="360"/>
       </w:pPr>
     </w:lvl>
     <w:lvl w:ilvl="5" w:tplc="0409001B" w:tentative="1">
@@ -989,7 +2177,7 @@
       <w:lvlText w:val="%6."/>
       <w:lvlJc w:val="right"/>
       <w:pPr>
-        <w:ind w:left="4320" w:hanging="180"/>
+        <w:ind w:left="4102" w:hanging="180"/>
       </w:pPr>
     </w:lvl>
     <w:lvl w:ilvl="6" w:tplc="0409000F" w:tentative="1">
@@ -998,7 +2186,7 @@
       <w:lvlText w:val="%7."/>
       <w:lvlJc w:val="left"/>
       <w:pPr>
-        <w:ind w:left="5040" w:hanging="360"/>
+        <w:ind w:left="4822" w:hanging="360"/>
       </w:pPr>
     </w:lvl>
     <w:lvl w:ilvl="7" w:tplc="04090019" w:tentative="1">
@@ -1007,7 +2195,7 @@
       <w:lvlText w:val="%8."/>
       <w:lvlJc w:val="left"/>
       <w:pPr>
-        <w:ind w:left="5760" w:hanging="360"/>
+        <w:ind w:left="5542" w:hanging="360"/>
       </w:pPr>
     </w:lvl>
     <w:lvl w:ilvl="8" w:tplc="0409001B" w:tentative="1">
@@ -1016,11 +2204,100 @@
       <w:lvlText w:val="%9."/>
       <w:lvlJc w:val="right"/>
       <w:pPr>
+        <w:ind w:left="6262" w:hanging="180"/>
+      </w:pPr>
+    </w:lvl>
+  </w:abstractNum>
+  <w:abstractNum w:abstractNumId="7" w15:restartNumberingAfterBreak="0">
+    <w:nsid w:val="4D7D7FA3"/>
+    <w:multiLevelType w:val="hybridMultilevel"/>
+    <w:tmpl w:val="F58CC192"/>
+    <w:lvl w:ilvl="0" w:tplc="0409000F">
+      <w:start w:val="1"/>
+      <w:numFmt w:val="decimal"/>
+      <w:lvlText w:val="%1."/>
+      <w:lvlJc w:val="left"/>
+      <w:pPr>
+        <w:ind w:left="720" w:hanging="360"/>
+      </w:pPr>
+      <w:rPr>
+        <w:rFonts w:hint="default"/>
+      </w:rPr>
+    </w:lvl>
+    <w:lvl w:ilvl="1" w:tplc="04090019" w:tentative="1">
+      <w:start w:val="1"/>
+      <w:numFmt w:val="lowerLetter"/>
+      <w:lvlText w:val="%2."/>
+      <w:lvlJc w:val="left"/>
+      <w:pPr>
+        <w:ind w:left="1440" w:hanging="360"/>
+      </w:pPr>
+    </w:lvl>
+    <w:lvl w:ilvl="2" w:tplc="0409001B" w:tentative="1">
+      <w:start w:val="1"/>
+      <w:numFmt w:val="lowerRoman"/>
+      <w:lvlText w:val="%3."/>
+      <w:lvlJc w:val="right"/>
+      <w:pPr>
+        <w:ind w:left="2160" w:hanging="180"/>
+      </w:pPr>
+    </w:lvl>
+    <w:lvl w:ilvl="3" w:tplc="0409000F" w:tentative="1">
+      <w:start w:val="1"/>
+      <w:numFmt w:val="decimal"/>
+      <w:lvlText w:val="%4."/>
+      <w:lvlJc w:val="left"/>
+      <w:pPr>
+        <w:ind w:left="2880" w:hanging="360"/>
+      </w:pPr>
+    </w:lvl>
+    <w:lvl w:ilvl="4" w:tplc="04090019" w:tentative="1">
+      <w:start w:val="1"/>
+      <w:numFmt w:val="lowerLetter"/>
+      <w:lvlText w:val="%5."/>
+      <w:lvlJc w:val="left"/>
+      <w:pPr>
+        <w:ind w:left="3600" w:hanging="360"/>
+      </w:pPr>
+    </w:lvl>
+    <w:lvl w:ilvl="5" w:tplc="0409001B" w:tentative="1">
+      <w:start w:val="1"/>
+      <w:numFmt w:val="lowerRoman"/>
+      <w:lvlText w:val="%6."/>
+      <w:lvlJc w:val="right"/>
+      <w:pPr>
+        <w:ind w:left="4320" w:hanging="180"/>
+      </w:pPr>
+    </w:lvl>
+    <w:lvl w:ilvl="6" w:tplc="0409000F" w:tentative="1">
+      <w:start w:val="1"/>
+      <w:numFmt w:val="decimal"/>
+      <w:lvlText w:val="%7."/>
+      <w:lvlJc w:val="left"/>
+      <w:pPr>
+        <w:ind w:left="5040" w:hanging="360"/>
+      </w:pPr>
+    </w:lvl>
+    <w:lvl w:ilvl="7" w:tplc="04090019" w:tentative="1">
+      <w:start w:val="1"/>
+      <w:numFmt w:val="lowerLetter"/>
+      <w:lvlText w:val="%8."/>
+      <w:lvlJc w:val="left"/>
+      <w:pPr>
+        <w:ind w:left="5760" w:hanging="360"/>
+      </w:pPr>
+    </w:lvl>
+    <w:lvl w:ilvl="8" w:tplc="0409001B" w:tentative="1">
+      <w:start w:val="1"/>
+      <w:numFmt w:val="lowerRoman"/>
+      <w:lvlText w:val="%9."/>
+      <w:lvlJc w:val="right"/>
+      <w:pPr>
         <w:ind w:left="6480" w:hanging="180"/>
       </w:pPr>
     </w:lvl>
   </w:abstractNum>
-  <w:abstractNum w:abstractNumId="4" w15:restartNumberingAfterBreak="0">
+  <w:abstractNum w:abstractNumId="8" w15:restartNumberingAfterBreak="0">
     <w:nsid w:val="53386264"/>
     <w:multiLevelType w:val="hybridMultilevel"/>
     <w:tmpl w:val="6A9A2088"/>
@@ -1113,7 +2390,120 @@
       </w:pPr>
     </w:lvl>
   </w:abstractNum>
-  <w:abstractNum w:abstractNumId="5" w15:restartNumberingAfterBreak="0">
+  <w:abstractNum w:abstractNumId="9" w15:restartNumberingAfterBreak="0">
+    <w:nsid w:val="547C6611"/>
+    <w:multiLevelType w:val="hybridMultilevel"/>
+    <w:tmpl w:val="AD6E0B7C"/>
+    <w:lvl w:ilvl="0" w:tplc="8A30B4E2">
+      <w:start w:val="10"/>
+      <w:numFmt w:val="bullet"/>
+      <w:lvlText w:val="-"/>
+      <w:lvlJc w:val="left"/>
+      <w:pPr>
+        <w:ind w:left="720" w:hanging="360"/>
+      </w:pPr>
+      <w:rPr>
+        <w:rFonts w:ascii="Calibri" w:eastAsiaTheme="minorHAnsi" w:hAnsi="Calibri" w:cs="Calibri" w:hint="default"/>
+      </w:rPr>
+    </w:lvl>
+    <w:lvl w:ilvl="1" w:tplc="04090003">
+      <w:start w:val="1"/>
+      <w:numFmt w:val="bullet"/>
+      <w:lvlText w:val="o"/>
+      <w:lvlJc w:val="left"/>
+      <w:pPr>
+        <w:ind w:left="1440" w:hanging="360"/>
+      </w:pPr>
+      <w:rPr>
+        <w:rFonts w:ascii="Courier New" w:hAnsi="Courier New" w:cs="Courier New" w:hint="default"/>
+      </w:rPr>
+    </w:lvl>
+    <w:lvl w:ilvl="2" w:tplc="04090005" w:tentative="1">
+      <w:start w:val="1"/>
+      <w:numFmt w:val="bullet"/>
+      <w:lvlText w:val=""/>
+      <w:lvlJc w:val="left"/>
+      <w:pPr>
+        <w:ind w:left="2160" w:hanging="360"/>
+      </w:pPr>
+      <w:rPr>
+        <w:rFonts w:ascii="Wingdings" w:hAnsi="Wingdings" w:hint="default"/>
+      </w:rPr>
+    </w:lvl>
+    <w:lvl w:ilvl="3" w:tplc="04090001" w:tentative="1">
+      <w:start w:val="1"/>
+      <w:numFmt w:val="bullet"/>
+      <w:lvlText w:val=""/>
+      <w:lvlJc w:val="left"/>
+      <w:pPr>
+        <w:ind w:left="2880" w:hanging="360"/>
+      </w:pPr>
+      <w:rPr>
+        <w:rFonts w:ascii="Symbol" w:hAnsi="Symbol" w:hint="default"/>
+      </w:rPr>
+    </w:lvl>
+    <w:lvl w:ilvl="4" w:tplc="04090003" w:tentative="1">
+      <w:start w:val="1"/>
+      <w:numFmt w:val="bullet"/>
+      <w:lvlText w:val="o"/>
+      <w:lvlJc w:val="left"/>
+      <w:pPr>
+        <w:ind w:left="3600" w:hanging="360"/>
+      </w:pPr>
+      <w:rPr>
+        <w:rFonts w:ascii="Courier New" w:hAnsi="Courier New" w:cs="Courier New" w:hint="default"/>
+      </w:rPr>
+    </w:lvl>
+    <w:lvl w:ilvl="5" w:tplc="04090005" w:tentative="1">
+      <w:start w:val="1"/>
+      <w:numFmt w:val="bullet"/>
+      <w:lvlText w:val=""/>
+      <w:lvlJc w:val="left"/>
+      <w:pPr>
+        <w:ind w:left="4320" w:hanging="360"/>
+      </w:pPr>
+      <w:rPr>
+        <w:rFonts w:ascii="Wingdings" w:hAnsi="Wingdings" w:hint="default"/>
+      </w:rPr>
+    </w:lvl>
+    <w:lvl w:ilvl="6" w:tplc="04090001" w:tentative="1">
+      <w:start w:val="1"/>
+      <w:numFmt w:val="bullet"/>
+      <w:lvlText w:val=""/>
+      <w:lvlJc w:val="left"/>
+      <w:pPr>
+        <w:ind w:left="5040" w:hanging="360"/>
+      </w:pPr>
+      <w:rPr>
+        <w:rFonts w:ascii="Symbol" w:hAnsi="Symbol" w:hint="default"/>
+      </w:rPr>
+    </w:lvl>
+    <w:lvl w:ilvl="7" w:tplc="04090003" w:tentative="1">
+      <w:start w:val="1"/>
+      <w:numFmt w:val="bullet"/>
+      <w:lvlText w:val="o"/>
+      <w:lvlJc w:val="left"/>
+      <w:pPr>
+        <w:ind w:left="5760" w:hanging="360"/>
+      </w:pPr>
+      <w:rPr>
+        <w:rFonts w:ascii="Courier New" w:hAnsi="Courier New" w:cs="Courier New" w:hint="default"/>
+      </w:rPr>
+    </w:lvl>
+    <w:lvl w:ilvl="8" w:tplc="04090005" w:tentative="1">
+      <w:start w:val="1"/>
+      <w:numFmt w:val="bullet"/>
+      <w:lvlText w:val=""/>
+      <w:lvlJc w:val="left"/>
+      <w:pPr>
+        <w:ind w:left="6480" w:hanging="360"/>
+      </w:pPr>
+      <w:rPr>
+        <w:rFonts w:ascii="Wingdings" w:hAnsi="Wingdings" w:hint="default"/>
+      </w:rPr>
+    </w:lvl>
+  </w:abstractNum>
+  <w:abstractNum w:abstractNumId="10" w15:restartNumberingAfterBreak="0">
     <w:nsid w:val="5F7B4B95"/>
     <w:multiLevelType w:val="hybridMultilevel"/>
     <w:tmpl w:val="9E9A0114"/>
@@ -1206,17 +2596,128 @@
       </w:pPr>
     </w:lvl>
   </w:abstractNum>
+  <w:abstractNum w:abstractNumId="11" w15:restartNumberingAfterBreak="0">
+    <w:nsid w:val="69133AA6"/>
+    <w:multiLevelType w:val="hybridMultilevel"/>
+    <w:tmpl w:val="0E82E716"/>
+    <w:lvl w:ilvl="0" w:tplc="5B04128E">
+      <w:numFmt w:val="bullet"/>
+      <w:lvlText w:val="-"/>
+      <w:lvlJc w:val="left"/>
+      <w:pPr>
+        <w:ind w:left="1080" w:hanging="360"/>
+      </w:pPr>
+      <w:rPr>
+        <w:rFonts w:ascii="Calibri" w:eastAsiaTheme="minorHAnsi" w:hAnsi="Calibri" w:cs="Calibri" w:hint="default"/>
+      </w:rPr>
+    </w:lvl>
+    <w:lvl w:ilvl="1" w:tplc="D1ECDADE">
+      <w:numFmt w:val="bullet"/>
+      <w:lvlText w:val=""/>
+      <w:lvlJc w:val="left"/>
+      <w:pPr>
+        <w:ind w:left="1800" w:hanging="360"/>
+      </w:pPr>
+      <w:rPr>
+        <w:rFonts w:ascii="Symbol" w:eastAsiaTheme="minorHAnsi" w:hAnsi="Symbol" w:cstheme="minorBidi" w:hint="default"/>
+      </w:rPr>
+    </w:lvl>
+    <w:lvl w:ilvl="2" w:tplc="04090005" w:tentative="1">
+      <w:start w:val="1"/>
+      <w:numFmt w:val="bullet"/>
+      <w:lvlText w:val=""/>
+      <w:lvlJc w:val="left"/>
+      <w:pPr>
+        <w:ind w:left="2520" w:hanging="360"/>
+      </w:pPr>
+      <w:rPr>
+        <w:rFonts w:ascii="Wingdings" w:hAnsi="Wingdings" w:hint="default"/>
+      </w:rPr>
+    </w:lvl>
+    <w:lvl w:ilvl="3" w:tplc="04090001" w:tentative="1">
+      <w:start w:val="1"/>
+      <w:numFmt w:val="bullet"/>
+      <w:lvlText w:val=""/>
+      <w:lvlJc w:val="left"/>
+      <w:pPr>
+        <w:ind w:left="3240" w:hanging="360"/>
+      </w:pPr>
+      <w:rPr>
+        <w:rFonts w:ascii="Symbol" w:hAnsi="Symbol" w:hint="default"/>
+      </w:rPr>
+    </w:lvl>
+    <w:lvl w:ilvl="4" w:tplc="04090003" w:tentative="1">
+      <w:start w:val="1"/>
+      <w:numFmt w:val="bullet"/>
+      <w:lvlText w:val="o"/>
+      <w:lvlJc w:val="left"/>
+      <w:pPr>
+        <w:ind w:left="3960" w:hanging="360"/>
+      </w:pPr>
+      <w:rPr>
+        <w:rFonts w:ascii="Courier New" w:hAnsi="Courier New" w:cs="Courier New" w:hint="default"/>
+      </w:rPr>
+    </w:lvl>
+    <w:lvl w:ilvl="5" w:tplc="04090005" w:tentative="1">
+      <w:start w:val="1"/>
+      <w:numFmt w:val="bullet"/>
+      <w:lvlText w:val=""/>
+      <w:lvlJc w:val="left"/>
+      <w:pPr>
+        <w:ind w:left="4680" w:hanging="360"/>
+      </w:pPr>
+      <w:rPr>
+        <w:rFonts w:ascii="Wingdings" w:hAnsi="Wingdings" w:hint="default"/>
+      </w:rPr>
+    </w:lvl>
+    <w:lvl w:ilvl="6" w:tplc="04090001" w:tentative="1">
+      <w:start w:val="1"/>
+      <w:numFmt w:val="bullet"/>
+      <w:lvlText w:val=""/>
+      <w:lvlJc w:val="left"/>
+      <w:pPr>
+        <w:ind w:left="5400" w:hanging="360"/>
+      </w:pPr>
+      <w:rPr>
+        <w:rFonts w:ascii="Symbol" w:hAnsi="Symbol" w:hint="default"/>
+      </w:rPr>
+    </w:lvl>
+    <w:lvl w:ilvl="7" w:tplc="04090003" w:tentative="1">
+      <w:start w:val="1"/>
+      <w:numFmt w:val="bullet"/>
+      <w:lvlText w:val="o"/>
+      <w:lvlJc w:val="left"/>
+      <w:pPr>
+        <w:ind w:left="6120" w:hanging="360"/>
+      </w:pPr>
+      <w:rPr>
+        <w:rFonts w:ascii="Courier New" w:hAnsi="Courier New" w:cs="Courier New" w:hint="default"/>
+      </w:rPr>
+    </w:lvl>
+    <w:lvl w:ilvl="8" w:tplc="04090005" w:tentative="1">
+      <w:start w:val="1"/>
+      <w:numFmt w:val="bullet"/>
+      <w:lvlText w:val=""/>
+      <w:lvlJc w:val="left"/>
+      <w:pPr>
+        <w:ind w:left="6840" w:hanging="360"/>
+      </w:pPr>
+      <w:rPr>
+        <w:rFonts w:ascii="Wingdings" w:hAnsi="Wingdings" w:hint="default"/>
+      </w:rPr>
+    </w:lvl>
+  </w:abstractNum>
   <w:num w:numId="1">
-    <w:abstractNumId w:val="4"/>
+    <w:abstractNumId w:val="8"/>
   </w:num>
   <w:num w:numId="2">
-    <w:abstractNumId w:val="5"/>
+    <w:abstractNumId w:val="10"/>
   </w:num>
   <w:num w:numId="3">
-    <w:abstractNumId w:val="5"/>
+    <w:abstractNumId w:val="10"/>
   </w:num>
   <w:num w:numId="4">
-    <w:abstractNumId w:val="5"/>
+    <w:abstractNumId w:val="10"/>
   </w:num>
   <w:num w:numId="5">
     <w:abstractNumId w:val="0"/>
@@ -1255,13 +2756,31 @@
     <w:abstractNumId w:val="0"/>
   </w:num>
   <w:num w:numId="8">
+    <w:abstractNumId w:val="7"/>
+  </w:num>
+  <w:num w:numId="9">
+    <w:abstractNumId w:val="5"/>
+  </w:num>
+  <w:num w:numId="10">
+    <w:abstractNumId w:val="4"/>
+  </w:num>
+  <w:num w:numId="11">
+    <w:abstractNumId w:val="11"/>
+  </w:num>
+  <w:num w:numId="12">
+    <w:abstractNumId w:val="1"/>
+  </w:num>
+  <w:num w:numId="13">
     <w:abstractNumId w:val="3"/>
   </w:num>
-  <w:num w:numId="9">
+  <w:num w:numId="14">
+    <w:abstractNumId w:val="6"/>
+  </w:num>
+  <w:num w:numId="15">
     <w:abstractNumId w:val="2"/>
   </w:num>
-  <w:num w:numId="10">
-    <w:abstractNumId w:val="1"/>
+  <w:num w:numId="16">
+    <w:abstractNumId w:val="9"/>
   </w:num>
 </w:numbering>
 </file>
